--- a/business_document/06_regulatory_whitepapers/DOC-35_BRPD_15_2024_Compliance_Paper.docx
+++ b/business_document/06_regulatory_whitepapers/DOC-35_BRPD_15_2024_Compliance_Paper.docx
@@ -4760,6 +4760,24 @@
         <w:t>Unisoft Systems Limited — Regulatory Compliance &amp; Financial Architecture.</w:t>
       </w:r>
     </w:p>
+    <w:p>
+      <w:r>
+        <w:rPr>
+          <w:b/>
+        </w:rPr>
+        <w:t>Addendum — v3.1.0 corrections (Independent Forensic Re-audit, 8 October 2026)</w:t>
+      </w:r>
+    </w:p>
+    <w:p>
+      <w:r>
+        <w:t>Statutory currency note: BRPD Circular No. 05 of 25 June 2025 amends and complements Circular No. 15 of 27 November 2024 (risk-sensitivity enhancements to loan classification and provisioning). The seven-stage DPD/provisioning tables in this paper state the Circular 15/2024 baseline; the free regulatory-update commitment covers Circular 05/2025 changes. Issuance (27 Nov 2024) and effectiveness (1 Apr 2025) verified against Bangladesh Bank publications.</w:t>
+      </w:r>
+    </w:p>
+    <w:p>
+      <w:r>
+        <w:t>IFRS-9 roadmap (verified): the BRPD circular of 23 January 2025 requires full ECL-based provisioning by December 2027, with pilot coverage — branches holding at least 75% of the loan portfolio — by June 2027.</w:t>
+      </w:r>
+    </w:p>
     <w:sectPr>
       <w:headerReference w:type="default" r:id="rId9"/>
       <w:footerReference w:type="default" r:id="rId10"/>

--- a/business_document/06_regulatory_whitepapers/DOC-35_BRPD_15_2024_Compliance_Paper.docx
+++ b/business_document/06_regulatory_whitepapers/DOC-35_BRPD_15_2024_Compliance_Paper.docx
@@ -1003,17 +1003,7 @@
                 <w:color w:val="1E2660"/>
                 <w:sz w:val="18"/>
               </w:rPr>
-              <w:t xml:space="preserve">System Architecture Specification (Mermaid DSL):  </w:t>
-            </w:r>
-            <w:r>
-              <w:rPr>
-                <w:rFonts w:ascii="Calibri" w:hAnsi="Calibri" w:eastAsia="Calibri"/>
-                <w:b w:val="0"/>
-                <w:i w:val="0"/>
-                <w:color w:val="222222"/>
-                <w:sz w:val="18"/>
-              </w:rPr>
-              <w:t>[Diagram Topology: flowchart LR]</w:t>
+              <w:t>System Architecture Specification (Mermaid DSL):  [Diagram Topology: flowchart LR]</w:t>
               <w:br/>
               <w:t>flowchart LR</w:t>
               <w:br/>
@@ -1025,7 +1015,16 @@
               <w:br/>
               <w:t xml:space="preserve">        S2["3. STD-2: Standard Caution&lt;br/&gt;31–60 DPD · 1.0% GP"]</w:t>
               <w:br/>
-              <w:t xml:space="preserve">        SMA["4. SMA: Special Mention&lt;br/&gt;61–90 DPD · 5.0% GP"]</w:t>
+              <w:t xml:space="preserve">        SMA["4. SMA: Special Mention&lt;br/&gt;61–90 DPD · 5.0% GP"]        SS["5. SS: Substandard&lt;br/&gt;91-180 DPD - 20% GP"]        DF["6. DF: Doubtful&lt;br/&gt;181-365 DPD - 50% GP"]        BL["7. B-L: Bad-Loss&lt;br/&gt;over 365 DPD - 100% GP"]    end</w:t>
+            </w:r>
+            <w:r>
+              <w:rPr>
+                <w:rFonts w:ascii="Calibri" w:hAnsi="Calibri" w:eastAsia="Calibri"/>
+                <w:b w:val="0"/>
+                <w:i w:val="0"/>
+                <w:color w:val="222222"/>
+                <w:sz w:val="18"/>
+              </w:rPr>
             </w:r>
           </w:p>
         </w:tc>
